--- a/VACHAN PRERNA DIWAS.docx
+++ b/VACHAN PRERNA DIWAS.docx
@@ -142,10 +142,11 @@
         <w:rPr>
           <w:rFonts w:ascii="Times New Roman" w:hAnsi="Times New Roman" w:cs="Times New Roman"/>
           <w:b/>
+          <w:noProof/>
           <w:color w:val="FF0000"/>
           <w:sz w:val="52"/>
           <w:szCs w:val="52"/>
-          <w:lang w:val="en-IN"/>
+          <w:lang w:val="en-IN" w:eastAsia="en-IN"/>
         </w:rPr>
         <w:drawing>
           <wp:anchor distT="0" distB="0" distL="114300" distR="114300" simplePos="0" relativeHeight="251660288" behindDoc="0" locked="0" layoutInCell="1" allowOverlap="1" wp14:anchorId="0BFAF7A7" wp14:editId="35FB6AE1">
@@ -324,10 +325,11 @@
         <w:rPr>
           <w:rFonts w:ascii="Times New Roman" w:hAnsi="Times New Roman" w:cs="Times New Roman"/>
           <w:b/>
+          <w:noProof/>
           <w:color w:val="EE0000"/>
           <w:sz w:val="24"/>
           <w:szCs w:val="24"/>
-          <w:lang w:val="en-IN"/>
+          <w:lang w:val="en-IN" w:eastAsia="en-IN"/>
         </w:rPr>
         <w:drawing>
           <wp:anchor distT="0" distB="0" distL="114300" distR="114300" simplePos="0" relativeHeight="251661312" behindDoc="0" locked="0" layoutInCell="1" allowOverlap="1" wp14:anchorId="413BC9B6" wp14:editId="2DB62050">
@@ -665,7 +667,7 @@
         <w:jc w:val="both"/>
         <w:rPr>
           <w:rFonts w:ascii="Times New Roman" w:hAnsi="Times New Roman" w:cs="Times New Roman"/>
-          <w:color w:val="FF0000"/>
+          <w:color w:val="000000" w:themeColor="text1"/>
           <w:sz w:val="24"/>
           <w:szCs w:val="24"/>
         </w:rPr>
@@ -678,310 +680,254 @@
           <w:szCs w:val="24"/>
           <w:u w:val="single"/>
         </w:rPr>
-        <w:t xml:space="preserve">NUMBER OF </w:t>
-      </w:r>
-      <w:proofErr w:type="gramStart"/>
-      <w:r>
-        <w:rPr>
-          <w:rFonts w:ascii="Times New Roman" w:hAnsi="Times New Roman" w:cs="Times New Roman"/>
-          <w:b/>
-          <w:sz w:val="24"/>
-          <w:szCs w:val="24"/>
-          <w:u w:val="single"/>
-        </w:rPr>
-        <w:t>VOLUNTEERS  PARTICIPATING</w:t>
-      </w:r>
-      <w:proofErr w:type="gramEnd"/>
-      <w:r>
-        <w:rPr>
-          <w:rFonts w:ascii="Times New Roman" w:hAnsi="Times New Roman" w:cs="Times New Roman"/>
-          <w:sz w:val="24"/>
-          <w:szCs w:val="24"/>
-        </w:rPr>
-        <w:t xml:space="preserve">:  </w:t>
-      </w:r>
-      <w:r>
-        <w:rPr>
-          <w:rFonts w:ascii="Times New Roman" w:hAnsi="Times New Roman" w:cs="Times New Roman"/>
-          <w:color w:val="FF0000"/>
-          <w:sz w:val="24"/>
-          <w:szCs w:val="24"/>
-        </w:rPr>
-        <w:t>24</w:t>
-      </w:r>
-    </w:p>
-    <w:p>
-      <w:pPr>
-        <w:pStyle w:val="NormalWeb"/>
-        <w:jc w:val="both"/>
-      </w:pPr>
-      <w:r>
-        <w:t xml:space="preserve">The NSS Unit organized </w:t>
-      </w:r>
-      <w:proofErr w:type="spellStart"/>
-      <w:r>
-        <w:rPr>
-          <w:rStyle w:val="Strong"/>
-        </w:rPr>
-        <w:t>Vachan</w:t>
-      </w:r>
-      <w:proofErr w:type="spellEnd"/>
-      <w:r>
-        <w:rPr>
-          <w:rStyle w:val="Strong"/>
-        </w:rPr>
-        <w:t xml:space="preserve"> </w:t>
-      </w:r>
-      <w:proofErr w:type="spellStart"/>
-      <w:r>
-        <w:rPr>
-          <w:rStyle w:val="Strong"/>
-        </w:rPr>
-        <w:t>Prerna</w:t>
-      </w:r>
-      <w:proofErr w:type="spellEnd"/>
-      <w:r>
-        <w:rPr>
-          <w:rStyle w:val="Strong"/>
-        </w:rPr>
-        <w:t xml:space="preserve"> </w:t>
-      </w:r>
-      <w:proofErr w:type="spellStart"/>
-      <w:r>
-        <w:rPr>
-          <w:rStyle w:val="Strong"/>
-        </w:rPr>
-        <w:t>Diwas</w:t>
-      </w:r>
-      <w:proofErr w:type="spellEnd"/>
-      <w:r>
-        <w:t xml:space="preserve"> in the college library to encourage students to cultivate a regular reading habit. The program emphasized the importance of books in personal growth, education, and character building. Students were motivated to read inspirational literature and understand the value of lifelong learning.</w:t>
-      </w:r>
-    </w:p>
-    <w:p>
-      <w:pPr>
-        <w:pStyle w:val="NormalWeb"/>
-        <w:jc w:val="both"/>
-      </w:pPr>
-      <w:r>
-        <w:t>The program helped in creating a calm and thoughtful environment in the library, inspiring students to explore books beyond their academic curriculum. It also highlighted the role of reading in shaping responsible and informed citizens.</w:t>
-      </w:r>
-    </w:p>
-    <w:p>
-      <w:pPr>
-        <w:pStyle w:val="NormalWeb"/>
-        <w:jc w:val="both"/>
-      </w:pPr>
-      <w:r>
-        <w:rPr>
-          <w:b/>
-          <w:bCs/>
-          <w:u w:val="single"/>
-        </w:rPr>
-        <w:t>PROGRAM DETAILS:</w:t>
-      </w:r>
-      <w:r>
-        <w:rPr>
-          <w:bCs/>
-        </w:rPr>
-        <w:t xml:space="preserve"> </w:t>
-      </w:r>
-      <w:r>
-        <w:t>The program commenced with a formal welcome, creating a peaceful and encouraging atmosphere for the event.</w:t>
-      </w:r>
-    </w:p>
-    <w:p>
-      <w:pPr>
-        <w:pStyle w:val="NormalWeb"/>
-        <w:jc w:val="both"/>
-      </w:pPr>
-      <w:r>
-        <w:t xml:space="preserve">The NSS Unit successfully conducted </w:t>
-      </w:r>
-      <w:proofErr w:type="spellStart"/>
-      <w:r>
-        <w:t>Vachan</w:t>
-      </w:r>
-      <w:proofErr w:type="spellEnd"/>
-      <w:r>
-        <w:t xml:space="preserve"> </w:t>
-      </w:r>
-      <w:proofErr w:type="spellStart"/>
-      <w:r>
-        <w:t>Prerna</w:t>
-      </w:r>
-      <w:proofErr w:type="spellEnd"/>
-      <w:r>
-        <w:t xml:space="preserve"> </w:t>
-      </w:r>
-      <w:proofErr w:type="spellStart"/>
-      <w:r>
-        <w:t>Diwas</w:t>
-      </w:r>
-      <w:proofErr w:type="spellEnd"/>
-      <w:r>
-        <w:t xml:space="preserve"> at the library, reinforcing the importance of reading as a powerful tool for self-development and intellectual growth.</w:t>
-      </w:r>
-    </w:p>
-    <w:p>
-      <w:pPr>
-        <w:pStyle w:val="NormalWeb"/>
-      </w:pPr>
-    </w:p>
-    <w:p>
-      <w:pPr>
-        <w:pStyle w:val="NormalWeb"/>
-        <w:jc w:val="both"/>
-        <w:rPr>
-          <w:bCs/>
-        </w:rPr>
-      </w:pPr>
-    </w:p>
-    <w:p>
-      <w:pPr>
-        <w:spacing w:before="0" w:beforeAutospacing="0" w:after="0" w:line="276" w:lineRule="auto"/>
-        <w:jc w:val="both"/>
-        <w:rPr>
-          <w:rFonts w:ascii="Times New Roman" w:hAnsi="Times New Roman" w:cs="Times New Roman"/>
-          <w:bCs/>
-          <w:sz w:val="24"/>
-          <w:szCs w:val="24"/>
-        </w:rPr>
-      </w:pPr>
-    </w:p>
-    <w:p>
-      <w:pPr>
-        <w:spacing w:before="0" w:beforeAutospacing="0" w:after="0" w:line="276" w:lineRule="auto"/>
-        <w:jc w:val="both"/>
-        <w:rPr>
-          <w:rFonts w:ascii="Times New Roman" w:hAnsi="Times New Roman" w:cs="Times New Roman"/>
-          <w:bCs/>
-          <w:sz w:val="24"/>
-          <w:szCs w:val="24"/>
-        </w:rPr>
-      </w:pPr>
-    </w:p>
-    <w:p>
-      <w:pPr>
-        <w:spacing w:before="0" w:beforeAutospacing="0" w:after="0" w:line="276" w:lineRule="auto"/>
-        <w:jc w:val="both"/>
-        <w:rPr>
-          <w:rFonts w:ascii="Times New Roman" w:hAnsi="Times New Roman" w:cs="Times New Roman"/>
-          <w:bCs/>
-          <w:sz w:val="24"/>
-          <w:szCs w:val="24"/>
-        </w:rPr>
-      </w:pPr>
-    </w:p>
-    <w:p>
-      <w:pPr>
-        <w:spacing w:before="0" w:beforeAutospacing="0" w:after="0" w:line="276" w:lineRule="auto"/>
-        <w:jc w:val="both"/>
-        <w:rPr>
-          <w:rFonts w:ascii="Times New Roman" w:hAnsi="Times New Roman" w:cs="Times New Roman"/>
-          <w:bCs/>
-          <w:sz w:val="24"/>
-          <w:szCs w:val="24"/>
-        </w:rPr>
-      </w:pPr>
-    </w:p>
-    <w:p>
-      <w:pPr>
-        <w:spacing w:before="0" w:beforeAutospacing="0" w:after="0" w:line="276" w:lineRule="auto"/>
-        <w:jc w:val="both"/>
-        <w:rPr>
-          <w:rFonts w:ascii="Times New Roman" w:hAnsi="Times New Roman" w:cs="Times New Roman"/>
-          <w:bCs/>
-          <w:sz w:val="24"/>
-          <w:szCs w:val="24"/>
-        </w:rPr>
-      </w:pPr>
-    </w:p>
-    <w:p>
-      <w:pPr>
-        <w:spacing w:before="0" w:beforeAutospacing="0" w:after="0" w:line="276" w:lineRule="auto"/>
-        <w:jc w:val="both"/>
-        <w:rPr>
-          <w:rFonts w:ascii="Times New Roman" w:hAnsi="Times New Roman" w:cs="Times New Roman"/>
-          <w:bCs/>
-          <w:sz w:val="24"/>
-          <w:szCs w:val="24"/>
-        </w:rPr>
-      </w:pPr>
-    </w:p>
-    <w:p>
-      <w:pPr>
-        <w:spacing w:before="0" w:beforeAutospacing="0" w:after="0" w:line="276" w:lineRule="auto"/>
-        <w:jc w:val="both"/>
-        <w:rPr>
-          <w:rFonts w:ascii="Times New Roman" w:hAnsi="Times New Roman" w:cs="Times New Roman"/>
-          <w:bCs/>
-          <w:sz w:val="24"/>
-          <w:szCs w:val="24"/>
-        </w:rPr>
-      </w:pPr>
-    </w:p>
-    <w:p>
-      <w:pPr>
-        <w:spacing w:before="0" w:beforeAutospacing="0" w:after="0" w:line="276" w:lineRule="auto"/>
-        <w:jc w:val="both"/>
-        <w:rPr>
-          <w:rFonts w:ascii="Times New Roman" w:hAnsi="Times New Roman" w:cs="Times New Roman"/>
-          <w:bCs/>
-          <w:sz w:val="24"/>
-          <w:szCs w:val="24"/>
-        </w:rPr>
-      </w:pPr>
-    </w:p>
-    <w:p>
-      <w:pPr>
-        <w:spacing w:before="0" w:beforeAutospacing="0" w:after="0" w:line="276" w:lineRule="auto"/>
-        <w:jc w:val="both"/>
-        <w:rPr>
-          <w:rFonts w:ascii="Times New Roman" w:hAnsi="Times New Roman" w:cs="Times New Roman"/>
-          <w:bCs/>
-          <w:sz w:val="24"/>
-          <w:szCs w:val="24"/>
-        </w:rPr>
-      </w:pPr>
-    </w:p>
-    <w:p>
-      <w:pPr>
-        <w:spacing w:before="0" w:beforeAutospacing="0" w:after="0" w:line="276" w:lineRule="auto"/>
-        <w:jc w:val="both"/>
-        <w:rPr>
-          <w:rFonts w:ascii="Times New Roman" w:hAnsi="Times New Roman" w:cs="Times New Roman"/>
-          <w:bCs/>
-          <w:sz w:val="24"/>
-          <w:szCs w:val="24"/>
-        </w:rPr>
-      </w:pPr>
-    </w:p>
-    <w:p>
-      <w:pPr>
-        <w:spacing w:before="0" w:beforeAutospacing="0" w:after="0" w:line="276" w:lineRule="auto"/>
-        <w:jc w:val="both"/>
-        <w:rPr>
-          <w:rFonts w:ascii="Times New Roman" w:hAnsi="Times New Roman" w:cs="Times New Roman"/>
-          <w:bCs/>
-          <w:sz w:val="24"/>
-          <w:szCs w:val="24"/>
-        </w:rPr>
-      </w:pPr>
-    </w:p>
-    <w:p>
-      <w:pPr>
-        <w:spacing w:before="0" w:beforeAutospacing="0" w:after="0" w:line="276" w:lineRule="auto"/>
-        <w:jc w:val="both"/>
-        <w:rPr>
-          <w:rFonts w:ascii="Times New Roman" w:hAnsi="Times New Roman" w:cs="Times New Roman"/>
-          <w:bCs/>
-          <w:sz w:val="24"/>
-          <w:szCs w:val="24"/>
-        </w:rPr>
-      </w:pPr>
+        <w:t>NUMBER OF VOLUNTEERS  PARTICIPATIN</w:t>
+      </w:r>
       <w:bookmarkStart w:id="0" w:name="_GoBack"/>
       <w:bookmarkEnd w:id="0"/>
+      <w:r>
+        <w:rPr>
+          <w:rFonts w:ascii="Times New Roman" w:hAnsi="Times New Roman" w:cs="Times New Roman"/>
+          <w:b/>
+          <w:sz w:val="24"/>
+          <w:szCs w:val="24"/>
+          <w:u w:val="single"/>
+        </w:rPr>
+        <w:t>G</w:t>
+      </w:r>
+      <w:r>
+        <w:rPr>
+          <w:rFonts w:ascii="Times New Roman" w:hAnsi="Times New Roman" w:cs="Times New Roman"/>
+          <w:sz w:val="24"/>
+          <w:szCs w:val="24"/>
+        </w:rPr>
+        <w:t xml:space="preserve">:  </w:t>
+      </w:r>
+      <w:r>
+        <w:rPr>
+          <w:rFonts w:ascii="Times New Roman" w:hAnsi="Times New Roman" w:cs="Times New Roman"/>
+          <w:color w:val="000000" w:themeColor="text1"/>
+          <w:sz w:val="24"/>
+          <w:szCs w:val="24"/>
+        </w:rPr>
+        <w:t>45</w:t>
+      </w:r>
+    </w:p>
+    <w:p>
+      <w:pPr>
+        <w:pStyle w:val="NormalWeb"/>
+        <w:jc w:val="both"/>
+      </w:pPr>
+      <w:r>
+        <w:t xml:space="preserve">The NSS Unit organized </w:t>
+      </w:r>
+      <w:r>
+        <w:rPr>
+          <w:rStyle w:val="Strong"/>
+        </w:rPr>
+        <w:t>Vachan Prerna Diwas</w:t>
+      </w:r>
+      <w:r>
+        <w:t xml:space="preserve"> in the college library to encourage students to cultivate a regular reading habit. The program emphasized the importance of books in personal growth, education, and character building. Students were motivated to read inspirational literature and understand the value of lifelong learning.</w:t>
+      </w:r>
+    </w:p>
+    <w:p>
+      <w:pPr>
+        <w:pStyle w:val="NormalWeb"/>
+        <w:jc w:val="both"/>
+      </w:pPr>
+      <w:r>
+        <w:t>The program helped in creating a calm and thoughtful environment in the library, inspiring students to explore books beyond their academic curriculum. It also highlighted the role of reading in shaping responsible and informed citizens.</w:t>
+      </w:r>
+    </w:p>
+    <w:p>
+      <w:pPr>
+        <w:pStyle w:val="NormalWeb"/>
+        <w:jc w:val="both"/>
+      </w:pPr>
+      <w:r>
+        <w:rPr>
+          <w:b/>
+          <w:bCs/>
+          <w:u w:val="single"/>
+        </w:rPr>
+        <w:t>PROGRAM DETAILS:</w:t>
+      </w:r>
+      <w:r>
+        <w:rPr>
+          <w:bCs/>
+        </w:rPr>
+        <w:t xml:space="preserve"> </w:t>
+      </w:r>
+      <w:r>
+        <w:t>The program commenced with a formal welcome, creating a peaceful and encouraging atmosphere for the event.</w:t>
+      </w:r>
+    </w:p>
+    <w:p>
+      <w:pPr>
+        <w:pStyle w:val="NormalWeb"/>
+        <w:jc w:val="both"/>
+      </w:pPr>
+      <w:r>
+        <w:t>The NSS Unit successfully conducted Vachan Prerna Diwas at the library, reinforcing the importance of reading as a powerful tool for self-development and intellectual growth.</w:t>
+      </w:r>
+    </w:p>
+    <w:p>
+      <w:pPr>
+        <w:pStyle w:val="NormalWeb"/>
+      </w:pPr>
+    </w:p>
+    <w:p>
+      <w:pPr>
+        <w:pStyle w:val="NormalWeb"/>
+        <w:jc w:val="both"/>
+        <w:rPr>
+          <w:bCs/>
+        </w:rPr>
+      </w:pPr>
+    </w:p>
+    <w:p>
+      <w:pPr>
+        <w:spacing w:before="0" w:beforeAutospacing="0" w:after="0" w:line="276" w:lineRule="auto"/>
+        <w:jc w:val="both"/>
+        <w:rPr>
+          <w:rFonts w:ascii="Times New Roman" w:hAnsi="Times New Roman" w:cs="Times New Roman"/>
+          <w:bCs/>
+          <w:sz w:val="24"/>
+          <w:szCs w:val="24"/>
+        </w:rPr>
+      </w:pPr>
+    </w:p>
+    <w:p>
+      <w:pPr>
+        <w:spacing w:before="0" w:beforeAutospacing="0" w:after="0" w:line="276" w:lineRule="auto"/>
+        <w:jc w:val="both"/>
+        <w:rPr>
+          <w:rFonts w:ascii="Times New Roman" w:hAnsi="Times New Roman" w:cs="Times New Roman"/>
+          <w:bCs/>
+          <w:sz w:val="24"/>
+          <w:szCs w:val="24"/>
+        </w:rPr>
+      </w:pPr>
+    </w:p>
+    <w:p>
+      <w:pPr>
+        <w:spacing w:before="0" w:beforeAutospacing="0" w:after="0" w:line="276" w:lineRule="auto"/>
+        <w:jc w:val="both"/>
+        <w:rPr>
+          <w:rFonts w:ascii="Times New Roman" w:hAnsi="Times New Roman" w:cs="Times New Roman"/>
+          <w:bCs/>
+          <w:sz w:val="24"/>
+          <w:szCs w:val="24"/>
+        </w:rPr>
+      </w:pPr>
+    </w:p>
+    <w:p>
+      <w:pPr>
+        <w:spacing w:before="0" w:beforeAutospacing="0" w:after="0" w:line="276" w:lineRule="auto"/>
+        <w:jc w:val="both"/>
+        <w:rPr>
+          <w:rFonts w:ascii="Times New Roman" w:hAnsi="Times New Roman" w:cs="Times New Roman"/>
+          <w:bCs/>
+          <w:sz w:val="24"/>
+          <w:szCs w:val="24"/>
+        </w:rPr>
+      </w:pPr>
+    </w:p>
+    <w:p>
+      <w:pPr>
+        <w:spacing w:before="0" w:beforeAutospacing="0" w:after="0" w:line="276" w:lineRule="auto"/>
+        <w:jc w:val="both"/>
+        <w:rPr>
+          <w:rFonts w:ascii="Times New Roman" w:hAnsi="Times New Roman" w:cs="Times New Roman"/>
+          <w:bCs/>
+          <w:sz w:val="24"/>
+          <w:szCs w:val="24"/>
+        </w:rPr>
+      </w:pPr>
+    </w:p>
+    <w:p>
+      <w:pPr>
+        <w:spacing w:before="0" w:beforeAutospacing="0" w:after="0" w:line="276" w:lineRule="auto"/>
+        <w:jc w:val="both"/>
+        <w:rPr>
+          <w:rFonts w:ascii="Times New Roman" w:hAnsi="Times New Roman" w:cs="Times New Roman"/>
+          <w:bCs/>
+          <w:sz w:val="24"/>
+          <w:szCs w:val="24"/>
+        </w:rPr>
+      </w:pPr>
+    </w:p>
+    <w:p>
+      <w:pPr>
+        <w:spacing w:before="0" w:beforeAutospacing="0" w:after="0" w:line="276" w:lineRule="auto"/>
+        <w:jc w:val="both"/>
+        <w:rPr>
+          <w:rFonts w:ascii="Times New Roman" w:hAnsi="Times New Roman" w:cs="Times New Roman"/>
+          <w:bCs/>
+          <w:sz w:val="24"/>
+          <w:szCs w:val="24"/>
+        </w:rPr>
+      </w:pPr>
+    </w:p>
+    <w:p>
+      <w:pPr>
+        <w:spacing w:before="0" w:beforeAutospacing="0" w:after="0" w:line="276" w:lineRule="auto"/>
+        <w:jc w:val="both"/>
+        <w:rPr>
+          <w:rFonts w:ascii="Times New Roman" w:hAnsi="Times New Roman" w:cs="Times New Roman"/>
+          <w:bCs/>
+          <w:sz w:val="24"/>
+          <w:szCs w:val="24"/>
+        </w:rPr>
+      </w:pPr>
+    </w:p>
+    <w:p>
+      <w:pPr>
+        <w:spacing w:before="0" w:beforeAutospacing="0" w:after="0" w:line="276" w:lineRule="auto"/>
+        <w:jc w:val="both"/>
+        <w:rPr>
+          <w:rFonts w:ascii="Times New Roman" w:hAnsi="Times New Roman" w:cs="Times New Roman"/>
+          <w:bCs/>
+          <w:sz w:val="24"/>
+          <w:szCs w:val="24"/>
+        </w:rPr>
+      </w:pPr>
+    </w:p>
+    <w:p>
+      <w:pPr>
+        <w:spacing w:before="0" w:beforeAutospacing="0" w:after="0" w:line="276" w:lineRule="auto"/>
+        <w:jc w:val="both"/>
+        <w:rPr>
+          <w:rFonts w:ascii="Times New Roman" w:hAnsi="Times New Roman" w:cs="Times New Roman"/>
+          <w:bCs/>
+          <w:sz w:val="24"/>
+          <w:szCs w:val="24"/>
+        </w:rPr>
+      </w:pPr>
+    </w:p>
+    <w:p>
+      <w:pPr>
+        <w:spacing w:before="0" w:beforeAutospacing="0" w:after="0" w:line="276" w:lineRule="auto"/>
+        <w:jc w:val="both"/>
+        <w:rPr>
+          <w:rFonts w:ascii="Times New Roman" w:hAnsi="Times New Roman" w:cs="Times New Roman"/>
+          <w:bCs/>
+          <w:sz w:val="24"/>
+          <w:szCs w:val="24"/>
+        </w:rPr>
+      </w:pPr>
+    </w:p>
+    <w:p>
+      <w:pPr>
+        <w:spacing w:before="0" w:beforeAutospacing="0" w:after="0" w:line="276" w:lineRule="auto"/>
+        <w:jc w:val="both"/>
+        <w:rPr>
+          <w:rFonts w:ascii="Times New Roman" w:hAnsi="Times New Roman" w:cs="Times New Roman"/>
+          <w:bCs/>
+          <w:sz w:val="24"/>
+          <w:szCs w:val="24"/>
+        </w:rPr>
+      </w:pPr>
     </w:p>
     <w:p>
       <w:pPr>
@@ -1595,6 +1541,7 @@
   <w:style w:type="character" w:default="1" w:styleId="DefaultParagraphFont">
     <w:name w:val="Default Paragraph Font"/>
     <w:uiPriority w:val="1"/>
+    <w:semiHidden/>
     <w:unhideWhenUsed/>
   </w:style>
   <w:style w:type="table" w:default="1" w:styleId="TableNormal">
